--- a/Doc/Overview/WF_GDD_EXPEDITION_QUEST_WORLD_PROGRESSION.docx
+++ b/Doc/Overview/WF_GDD_EXPEDITION_QUEST_WORLD_PROGRESSION.docx
@@ -1698,7 +1698,7 @@
           <w:kern w:val="0"/>
           <w14:ligatures w14:val="none"/>
         </w:rPr>
-        <w:t>Player có thể di chuyển liên tục giữa các Region.</w:t>
+        <w:t>Player phải trực tiếp di chuyển vật lý qua thế giới giữa các Region và quay về settlement. Các điểm khám phá và POI không hỗ trợ nút quay về tức thì hay cơ chế rút lui/extraction tức thì.</w:t>
       </w:r>
     </w:p>
     <w:p>
@@ -1820,25 +1820,25 @@
           <w:szCs w:val="36"/>
           <w14:ligatures w14:val="none"/>
         </w:rPr>
-        <w:t>4.2 Discovery-Based Fast Travel</w:t>
-      </w:r>
-    </w:p>
-    <w:p>
-      <w:pPr>
-        <w:spacing w:before="100" w:beforeAutospacing="1" w:after="100" w:afterAutospacing="1" w:line="240" w:lineRule="auto"/>
-        <w:rPr>
-          <w:rFonts w:ascii="Times New Roman" w:hAnsi="Times New Roman" w:cs="Times New Roman"/>
-          <w:kern w:val="0"/>
-          <w14:ligatures w14:val="none"/>
-        </w:rPr>
-      </w:pPr>
-      <w:r>
-        <w:rPr>
-          <w:rFonts w:ascii="Times New Roman" w:hAnsi="Times New Roman" w:cs="Times New Roman"/>
-          <w:kern w:val="0"/>
-          <w14:ligatures w14:val="none"/>
-        </w:rPr>
-        <w:t>Player mở Fast Travel bằng cách Discover và Unlock các:</w:t>
+        <w:t>4.2 Progression-Based Fast Travel (Late Progression)</w:t>
+      </w:r>
+    </w:p>
+    <w:p>
+      <w:pPr>
+        <w:spacing w:before="100" w:beforeAutospacing="1" w:after="100" w:afterAutospacing="1" w:line="240" w:lineRule="auto"/>
+        <w:rPr>
+          <w:rFonts w:ascii="Times New Roman" w:hAnsi="Times New Roman" w:cs="Times New Roman"/>
+          <w:kern w:val="0"/>
+          <w14:ligatures w14:val="none"/>
+        </w:rPr>
+      </w:pPr>
+      <w:r>
+        <w:rPr>
+          <w:rFonts w:ascii="Times New Roman" w:hAnsi="Times New Roman" w:cs="Times New Roman"/>
+          <w:kern w:val="0"/>
+          <w14:ligatures w14:val="none"/>
+        </w:rPr>
+        <w:t>Fast Travel KHÔNG có sẵn từ đầu game. Trong giai đoạn đầu, người chơi phải trực tiếp di chuyển vật lý qua thế giới và tự đi bộ quay về settlement. Ở các giai đoạn tiến trình sau (later progression), người chơi mới có thể mở khóa hệ thống dịch chuyển thông qua các cột dịch chuyển / mốc dịch chuyển (Teleportation Pillars / Waypoints) đòi hỏi khám phá, xây dựng, kích hoạt hoặc đạt mốc tiến trình cụ thể:</w:t>
       </w:r>
     </w:p>
     <w:p>
@@ -2066,7 +2066,7 @@
           <w:kern w:val="0"/>
           <w14:ligatures w14:val="none"/>
         </w:rPr>
-        <w:t>Fast Travel không sử dụng Travel Resource hoặc Travel Cost mặc định.</w:t>
+        <w:t>Hệ thống dịch chuyển (Teleportation) không phải tính năng mặc định đầu game, mà là phần thưởng tiến trình yêu cầu kích hoạt hoặc điều kiện cụ thể.</w:t>
       </w:r>
     </w:p>
     <w:p>
@@ -2244,7 +2244,7 @@
           <w:szCs w:val="20"/>
           <w14:ligatures w14:val="none"/>
         </w:rPr>
-        <w:t>Region Danger Level</w:t>
+        <w:t>Region Danger Level (được cấu thành từ chủng loại và hành vi sinh vật, hiểm họa ban đêm, điều kiện môi trường, địa hình hiểm trở và rủi ro tài nguyên thay vì chỉ đơn thuần tăng chỉ số HP/Damage)</w:t>
       </w:r>
     </w:p>
     <w:p>
@@ -8144,7 +8144,7 @@
           <w:szCs w:val="20"/>
           <w14:ligatures w14:val="none"/>
         </w:rPr>
-        <w:t>World-Time Advancement</w:t>
+        <w:t>World-Time Advancement (Meaningful Day/Night Cycle: Day for exploration/gathering/travel; Night for increased threat/defense)</w:t>
       </w:r>
     </w:p>
     <w:p>
